--- a/research-program/artifacts/dossiers/docx/Portable-Alpha-Extension-Model.docx
+++ b/research-program/artifacts/dossiers/docx/Portable-Alpha-Extension-Model.docx
@@ -7737,10 +7737,10 @@
         <w:rPr>
           <w:rFonts w:ascii="Arial" w:hAnsi="Arial"/>
           <w:b w:val="0"/>
-          <w:i w:val="0"/>
+          <w:i/>
           <w:sz w:val="22"/>
         </w:rPr>
-        <w:t>Verified 2026-09-04T17:30:30Z by gemini: 53 claims checked, 1 corrected, 0 unverifiable.</w:t>
+        <w:t>Evidence-checked against source repositories; verification metadata omitted from work bundle.</w:t>
       </w:r>
     </w:p>
     <w:sectPr>

--- a/research-program/artifacts/dossiers/docx/Portable-Alpha-Extension-Model.docx
+++ b/research-program/artifacts/dossiers/docx/Portable-Alpha-Extension-Model.docx
@@ -13,6 +13,35 @@
           <w:sz w:val="32"/>
         </w:rPr>
         <w:t>Portable-Alpha-Extension-Model — dossier (2026-09-04)</w:t>
+      </w:r>
+    </w:p>
+    <w:p>
+      <w:r>
+        <w:rPr>
+          <w:rFonts w:ascii="Arial" w:hAnsi="Arial"/>
+          <w:b w:val="0"/>
+          <w:i w:val="0"/>
+          <w:sz w:val="22"/>
+        </w:rPr>
+        <w:t xml:space="preserve">Verification scope: source and documentation at repository commit </w:t>
+      </w:r>
+      <w:r>
+        <w:rPr>
+          <w:rFonts w:ascii="Consolas" w:hAnsi="Consolas"/>
+          <w:b w:val="0"/>
+          <w:i w:val="0"/>
+          <w:sz w:val="20"/>
+        </w:rPr>
+        <w:t>8ddf6be49b95a18b02cd83aeebc565e8177c967d</w:t>
+      </w:r>
+      <w:r>
+        <w:rPr>
+          <w:rFonts w:ascii="Arial" w:hAnsi="Arial"/>
+          <w:b w:val="0"/>
+          <w:i w:val="0"/>
+          <w:sz w:val="22"/>
+        </w:rPr>
+        <w:t>, inspected 2026-09-04. Implementation and configured CI are distinguished from runtime success; this audit did not execute the application, Windows package, browser path, or CI.</w:t>
       </w:r>
     </w:p>
     <w:p>
@@ -405,7 +434,7 @@
                 <w:i w:val="0"/>
                 <w:sz w:val="22"/>
               </w:rPr>
-              <w:t>Working</w:t>
+              <w:t>Implemented</w:t>
             </w:r>
             <w:r>
               <w:rPr>
@@ -565,7 +594,7 @@
                 <w:i w:val="0"/>
                 <w:sz w:val="22"/>
               </w:rPr>
-              <w:t>Working</w:t>
+              <w:t>Implemented</w:t>
             </w:r>
             <w:r>
               <w:rPr>
@@ -707,7 +736,7 @@
                 <w:i w:val="0"/>
                 <w:sz w:val="22"/>
               </w:rPr>
-              <w:t>Working</w:t>
+              <w:t>Implemented</w:t>
             </w:r>
             <w:r>
               <w:rPr>
@@ -734,7 +763,7 @@
                 <w:i w:val="0"/>
                 <w:sz w:val="22"/>
               </w:rPr>
-              <w:t>; low test coverage (</w:t>
+              <w:t>; historical coverage report lists 0% (</w:t>
             </w:r>
             <w:r>
               <w:rPr>
@@ -743,7 +772,7 @@
                 <w:i w:val="0"/>
                 <w:sz w:val="20"/>
               </w:rPr>
-              <w:t>docs/COVERAGE_GAPS.md</w:t>
+              <w:t>docs/COVERAGE_GAPS.md:4,22</w:t>
             </w:r>
             <w:r>
               <w:rPr>
@@ -752,25 +781,7 @@
                 <w:i w:val="0"/>
                 <w:sz w:val="22"/>
               </w:rPr>
-              <w:t xml:space="preserve"> lists </w:t>
-            </w:r>
-            <w:r>
-              <w:rPr>
-                <w:rFonts w:ascii="Consolas" w:hAnsi="Consolas"/>
-                <w:b w:val="0"/>
-                <w:i w:val="0"/>
-                <w:sz w:val="20"/>
-              </w:rPr>
-              <w:t>dashboard/cli.py</w:t>
-            </w:r>
-            <w:r>
-              <w:rPr>
-                <w:rFonts w:ascii="Arial" w:hAnsi="Arial"/>
-                <w:b w:val="0"/>
-                <w:i w:val="0"/>
-                <w:sz w:val="22"/>
-              </w:rPr>
-              <w:t xml:space="preserve"> at 0%)</w:t>
+              <w:t>); current coverage was not measured</w:t>
             </w:r>
           </w:p>
         </w:tc>
@@ -789,7 +800,7 @@
                 <w:i w:val="0"/>
                 <w:sz w:val="22"/>
               </w:rPr>
-              <w:t>Static HTML / stlite helper</w:t>
+              <w:t>Browser / stlite entry point</w:t>
             </w:r>
           </w:p>
         </w:tc>
@@ -806,7 +817,7 @@
                 <w:i w:val="0"/>
                 <w:sz w:val="20"/>
               </w:rPr>
-              <w:t>web/index.html</w:t>
+              <w:t>web/index.html:64-82,271-322</w:t>
             </w:r>
           </w:p>
         </w:tc>
@@ -823,7 +834,7 @@
                 <w:i w:val="0"/>
                 <w:sz w:val="22"/>
               </w:rPr>
-              <w:t>Plotly PNG export in browser</w:t>
+              <w:t>Dashboard in browser, plus Plotly PNG export</w:t>
             </w:r>
           </w:p>
         </w:tc>
@@ -840,7 +851,7 @@
                 <w:i w:val="0"/>
                 <w:sz w:val="22"/>
               </w:rPr>
-              <w:t>Partial</w:t>
+              <w:t>Implemented entry point; runtime unverified</w:t>
             </w:r>
             <w:r>
               <w:rPr>
@@ -849,7 +860,7 @@
                 <w:i w:val="0"/>
                 <w:sz w:val="22"/>
               </w:rPr>
-              <w:t xml:space="preserve"> — </w:t>
+              <w:t xml:space="preserve"> — fetches app sources and mounts </w:t>
             </w:r>
             <w:r>
               <w:rPr>
@@ -858,7 +869,7 @@
                 <w:i w:val="0"/>
                 <w:sz w:val="20"/>
               </w:rPr>
-              <w:t>web/index.html</w:t>
+              <w:t>dashboard/app.py</w:t>
             </w:r>
             <w:r>
               <w:rPr>
@@ -867,7 +878,7 @@
                 <w:i w:val="0"/>
                 <w:sz w:val="22"/>
               </w:rPr>
-              <w:t xml:space="preserve"> mounts stlite for off-screen Plotly rendering only; </w:t>
+              <w:t xml:space="preserve"> with stlite; the PNG helper is only one part. </w:t>
             </w:r>
             <w:r>
               <w:rPr>
@@ -876,7 +887,7 @@
                 <w:i w:val="0"/>
                 <w:sz w:val="20"/>
               </w:rPr>
-              <w:t>README.md</w:t>
+              <w:t>README.md:19</w:t>
             </w:r>
             <w:r>
               <w:rPr>
@@ -885,25 +896,7 @@
                 <w:i w:val="0"/>
                 <w:sz w:val="22"/>
               </w:rPr>
-              <w:t xml:space="preserve"> L19 states the full WASM/stlite app path is </w:t>
-            </w:r>
-            <w:r>
-              <w:rPr>
-                <w:rFonts w:ascii="Arial" w:hAnsi="Arial"/>
-                <w:b/>
-                <w:i w:val="0"/>
-                <w:sz w:val="22"/>
-              </w:rPr>
-              <w:t>not</w:t>
-            </w:r>
-            <w:r>
-              <w:rPr>
-                <w:rFonts w:ascii="Arial" w:hAnsi="Arial"/>
-                <w:b w:val="0"/>
-                <w:i w:val="0"/>
-                <w:sz w:val="22"/>
-              </w:rPr>
-              <w:t xml:space="preserve"> claimed as supported</w:t>
+              <w:t xml:space="preserve"> still disclaims support; source presence does not establish a working work-environment deployment.</w:t>
             </w:r>
           </w:p>
         </w:tc>
@@ -991,7 +984,7 @@
                 <w:i w:val="0"/>
                 <w:sz w:val="22"/>
               </w:rPr>
-              <w:t>Working</w:t>
+              <w:t>Implemented</w:t>
             </w:r>
             <w:r>
               <w:rPr>
@@ -1196,7 +1189,7 @@
                 <w:i w:val="0"/>
                 <w:sz w:val="22"/>
               </w:rPr>
-              <w:t>Working</w:t>
+              <w:t>Implemented</w:t>
             </w:r>
             <w:r>
               <w:rPr>
@@ -1365,7 +1358,7 @@
                 <w:i w:val="0"/>
                 <w:sz w:val="22"/>
               </w:rPr>
-              <w:t>Working</w:t>
+              <w:t>Implemented</w:t>
             </w:r>
             <w:r>
               <w:rPr>
@@ -1563,7 +1556,7 @@
           <w:rFonts w:ascii="Consolas" w:hAnsi="Consolas"/>
           <w:sz w:val="20"/>
         </w:rPr>
-        <w:t>tests/            Pytest suite (~1240 tests collected per local `pytest --collect-only`)</w:t>
+        <w:t>tests/            Pytest suite (current collection count not verified in this audit)</w:t>
       </w:r>
       <w:r>
         <w:br/>
@@ -1573,7 +1566,7 @@
           <w:rFonts w:ascii="Consolas" w:hAnsi="Consolas"/>
           <w:sz w:val="20"/>
         </w:rPr>
-        <w:t>web/              stlite/Plotly static helper (not a full app shell)</w:t>
+        <w:t>web/              stlite dashboard entry point and Plotly PNG bridge (runtime unverified)</w:t>
       </w:r>
       <w:r>
         <w:br/>
@@ -1593,7 +1586,7 @@
           <w:rFonts w:ascii="Consolas" w:hAnsi="Consolas"/>
           <w:sz w:val="20"/>
         </w:rPr>
-        <w:t>.github/          CI, agent workflows — synced from stranske/Workflows (per `CLAUDE.md`)</w:t>
+        <w:t>.github/          CI and agent workflows; synced infrastructure plus a repo-specific custom gate</w:t>
       </w:r>
       <w:r>
         <w:br/>
@@ -1641,7 +1634,7 @@
           <w:i w:val="0"/>
           <w:sz w:val="22"/>
         </w:rPr>
-        <w:t>Canonical run pipeline</w:t>
+        <w:t>Run facade and callers</w:t>
       </w:r>
       <w:r>
         <w:rPr>
@@ -1722,7 +1715,7 @@
           <w:i w:val="0"/>
           <w:sz w:val="22"/>
         </w:rPr>
-        <w:t xml:space="preserve">) is the single simulation entry used by CLI and dashboard; consumes </w:t>
+        <w:t xml:space="preserve">) exposes programmatic entry points consuming </w:t>
       </w:r>
       <w:r>
         <w:rPr>
@@ -1758,7 +1751,7 @@
           <w:i w:val="0"/>
           <w:sz w:val="22"/>
         </w:rPr>
-        <w:t xml:space="preserve">, produces per-agent return arrays and a summary </w:t>
+        <w:t xml:space="preserve"> and producing returns and summary tables. CLI calls </w:t>
       </w:r>
       <w:r>
         <w:rPr>
@@ -1767,7 +1760,7 @@
           <w:i w:val="0"/>
           <w:sz w:val="20"/>
         </w:rPr>
-        <w:t>DataFrame</w:t>
+        <w:t>run_single</w:t>
       </w:r>
       <w:r>
         <w:rPr>
@@ -1776,7 +1769,79 @@
           <w:i w:val="0"/>
           <w:sz w:val="22"/>
         </w:rPr>
-        <w:t>.</w:t>
+        <w:t xml:space="preserve"> (</w:t>
+      </w:r>
+      <w:r>
+        <w:rPr>
+          <w:rFonts w:ascii="Consolas" w:hAnsi="Consolas"/>
+          <w:b w:val="0"/>
+          <w:i w:val="0"/>
+          <w:sz w:val="20"/>
+        </w:rPr>
+        <w:t>pa_core/cli.py:1419</w:t>
+      </w:r>
+      <w:r>
+        <w:rPr>
+          <w:rFonts w:ascii="Arial" w:hAnsi="Arial"/>
+          <w:b w:val="0"/>
+          <w:i w:val="0"/>
+          <w:sz w:val="22"/>
+        </w:rPr>
+        <w:t>), and the Wizard invokes CLI (</w:t>
+      </w:r>
+      <w:r>
+        <w:rPr>
+          <w:rFonts w:ascii="Consolas" w:hAnsi="Consolas"/>
+          <w:b w:val="0"/>
+          <w:i w:val="0"/>
+          <w:sz w:val="20"/>
+        </w:rPr>
+        <w:t>dashboard/pages/3_Scenario_Wizard.py:2293-2302</w:t>
+      </w:r>
+      <w:r>
+        <w:rPr>
+          <w:rFonts w:ascii="Arial" w:hAnsi="Arial"/>
+          <w:b w:val="0"/>
+          <w:i w:val="0"/>
+          <w:sz w:val="22"/>
+        </w:rPr>
+        <w:t xml:space="preserve">). Not every dashboard path uses the facade: Scenario Grid directly calls </w:t>
+      </w:r>
+      <w:r>
+        <w:rPr>
+          <w:rFonts w:ascii="Consolas" w:hAnsi="Consolas"/>
+          <w:b w:val="0"/>
+          <w:i w:val="0"/>
+          <w:sz w:val="20"/>
+        </w:rPr>
+        <w:t>run_parameter_sweep_cached</w:t>
+      </w:r>
+      <w:r>
+        <w:rPr>
+          <w:rFonts w:ascii="Arial" w:hAnsi="Arial"/>
+          <w:b w:val="0"/>
+          <w:i w:val="0"/>
+          <w:sz w:val="22"/>
+        </w:rPr>
+        <w:t xml:space="preserve"> (</w:t>
+      </w:r>
+      <w:r>
+        <w:rPr>
+          <w:rFonts w:ascii="Consolas" w:hAnsi="Consolas"/>
+          <w:b w:val="0"/>
+          <w:i w:val="0"/>
+          <w:sz w:val="20"/>
+        </w:rPr>
+        <w:t>dashboard/pages/5_Scenario_Grid.py:265-267</w:t>
+      </w:r>
+      <w:r>
+        <w:rPr>
+          <w:rFonts w:ascii="Arial" w:hAnsi="Arial"/>
+          <w:b w:val="0"/>
+          <w:i w:val="0"/>
+          <w:sz w:val="22"/>
+        </w:rPr>
+        <w:t>).</w:t>
       </w:r>
     </w:p>
     <w:p>
@@ -3124,7 +3189,7 @@
           <w:i w:val="0"/>
           <w:sz w:val="22"/>
         </w:rPr>
-        <w:t xml:space="preserve">). Config and inputs are content-addressed via SHA-256 in </w:t>
+        <w:t xml:space="preserve">). Config and inputs are fingerprinted with SHA-256 in </w:t>
       </w:r>
       <w:r>
         <w:rPr>
@@ -3151,7 +3216,7 @@
           <w:i w:val="0"/>
           <w:sz w:val="20"/>
         </w:rPr>
-        <w:t>pa_core/manifest.py</w:t>
+        <w:t>pa_core/manifest.py:90-102</w:t>
       </w:r>
       <w:r>
         <w:rPr>
@@ -3160,7 +3225,7 @@
           <w:i w:val="0"/>
           <w:sz w:val="22"/>
         </w:rPr>
-        <w:t xml:space="preserve"> </w:t>
+        <w:t xml:space="preserve">); </w:t>
       </w:r>
       <w:r>
         <w:rPr>
@@ -3169,7 +3234,7 @@
           <w:i w:val="0"/>
           <w:sz w:val="20"/>
         </w:rPr>
-        <w:t>_hash_file</w:t>
+        <w:t>data_files</w:t>
       </w:r>
       <w:r>
         <w:rPr>
@@ -3178,7 +3243,7 @@
           <w:i w:val="0"/>
           <w:sz w:val="22"/>
         </w:rPr>
-        <w:t xml:space="preserve">). There is </w:t>
+        <w:t xml:space="preserve"> remains keyed by file path, so this is not a content-addressed storage or lookup system. There is </w:t>
       </w:r>
       <w:r>
         <w:rPr>
@@ -3234,7 +3299,7 @@
           <w:i w:val="0"/>
           <w:sz w:val="22"/>
         </w:rPr>
-        <w:t xml:space="preserve"> snapshots the full parsed config and records </w:t>
+        <w:t xml:space="preserve"> snapshots the parsed supplied config or explicit snapshot and records </w:t>
       </w:r>
       <w:r>
         <w:rPr>
@@ -3565,7 +3630,7 @@
                 <w:i w:val="0"/>
                 <w:sz w:val="22"/>
               </w:rPr>
-              <w:t>Dashboard run logs, tests (</w:t>
+              <w:t>Tests (</w:t>
             </w:r>
             <w:r>
               <w:rPr>
@@ -3575,6 +3640,60 @@
                 <w:sz w:val="20"/>
               </w:rPr>
               <w:t>tests/test_run_record_warnings.py</w:t>
+            </w:r>
+            <w:r>
+              <w:rPr>
+                <w:rFonts w:ascii="Arial" w:hAnsi="Arial"/>
+                <w:b w:val="0"/>
+                <w:i w:val="0"/>
+                <w:sz w:val="22"/>
+              </w:rPr>
+              <w:t xml:space="preserve">); Run Logs instead reads </w:t>
+            </w:r>
+            <w:r>
+              <w:rPr>
+                <w:rFonts w:ascii="Consolas" w:hAnsi="Consolas"/>
+                <w:b w:val="0"/>
+                <w:i w:val="0"/>
+                <w:sz w:val="20"/>
+              </w:rPr>
+              <w:t>run.log</w:t>
+            </w:r>
+            <w:r>
+              <w:rPr>
+                <w:rFonts w:ascii="Arial" w:hAnsi="Arial"/>
+                <w:b w:val="0"/>
+                <w:i w:val="0"/>
+                <w:sz w:val="22"/>
+              </w:rPr>
+              <w:t xml:space="preserve">, </w:t>
+            </w:r>
+            <w:r>
+              <w:rPr>
+                <w:rFonts w:ascii="Consolas" w:hAnsi="Consolas"/>
+                <w:b w:val="0"/>
+                <w:i w:val="0"/>
+                <w:sz w:val="20"/>
+              </w:rPr>
+              <w:t>run_end.json</w:t>
+            </w:r>
+            <w:r>
+              <w:rPr>
+                <w:rFonts w:ascii="Arial" w:hAnsi="Arial"/>
+                <w:b w:val="0"/>
+                <w:i w:val="0"/>
+                <w:sz w:val="22"/>
+              </w:rPr>
+              <w:t xml:space="preserve"> and the manifest (</w:t>
+            </w:r>
+            <w:r>
+              <w:rPr>
+                <w:rFonts w:ascii="Consolas" w:hAnsi="Consolas"/>
+                <w:b w:val="0"/>
+                <w:i w:val="0"/>
+                <w:sz w:val="20"/>
+              </w:rPr>
+              <w:t>dashboard/pages/7_Run_Logs.py:30-68</w:t>
             </w:r>
             <w:r>
               <w:rPr>
@@ -3800,11 +3919,29 @@
             <w:r>
               <w:rPr>
                 <w:rFonts w:ascii="Arial" w:hAnsi="Arial"/>
-                <w:b/>
+                <w:b w:val="0"/>
                 <w:i w:val="0"/>
                 <w:sz w:val="22"/>
               </w:rPr>
-              <w:t>No</w:t>
+              <w:t>Validator supports it (</w:t>
+            </w:r>
+            <w:r>
+              <w:rPr>
+                <w:rFonts w:ascii="Consolas" w:hAnsi="Consolas"/>
+                <w:b w:val="0"/>
+                <w:i w:val="0"/>
+                <w:sz w:val="20"/>
+              </w:rPr>
+              <w:t>scripts/validate_run_contract.py:44-48</w:t>
+            </w:r>
+            <w:r>
+              <w:rPr>
+                <w:rFonts w:ascii="Arial" w:hAnsi="Arial"/>
+                <w:b w:val="0"/>
+                <w:i w:val="0"/>
+                <w:sz w:val="22"/>
+              </w:rPr>
+              <w:t>); no simulation consumer</w:t>
             </w:r>
           </w:p>
         </w:tc>
@@ -4090,11 +4227,11 @@
             <w:r>
               <w:rPr>
                 <w:rFonts w:ascii="Arial" w:hAnsi="Arial"/>
-                <w:b/>
+                <w:b w:val="0"/>
                 <w:i w:val="0"/>
                 <w:sz w:val="22"/>
               </w:rPr>
-              <w:t>No</w:t>
+              <w:t>No simulation emitter</w:t>
             </w:r>
           </w:p>
         </w:tc>
@@ -4107,11 +4244,47 @@
             <w:r>
               <w:rPr>
                 <w:rFonts w:ascii="Arial" w:hAnsi="Arial"/>
-                <w:b/>
+                <w:b w:val="0"/>
                 <w:i w:val="0"/>
                 <w:sz w:val="22"/>
               </w:rPr>
-              <w:t>No</w:t>
+              <w:t>No simulation consumer; synced automation selects and renders bundles (</w:t>
+            </w:r>
+            <w:r>
+              <w:rPr>
+                <w:rFonts w:ascii="Consolas" w:hAnsi="Consolas"/>
+                <w:b w:val="0"/>
+                <w:i w:val="0"/>
+                <w:sz w:val="20"/>
+              </w:rPr>
+              <w:t>.github/scripts/keepalive_prompt_composer.js:31-53</w:t>
+            </w:r>
+            <w:r>
+              <w:rPr>
+                <w:rFonts w:ascii="Arial" w:hAnsi="Arial"/>
+                <w:b w:val="0"/>
+                <w:i w:val="0"/>
+                <w:sz w:val="22"/>
+              </w:rPr>
+              <w:t xml:space="preserve">, </w:t>
+            </w:r>
+            <w:r>
+              <w:rPr>
+                <w:rFonts w:ascii="Consolas" w:hAnsi="Consolas"/>
+                <w:b w:val="0"/>
+                <w:i w:val="0"/>
+                <w:sz w:val="20"/>
+              </w:rPr>
+              <w:t>.github/scripts/capability_bundle.js:6-19</w:t>
+            </w:r>
+            <w:r>
+              <w:rPr>
+                <w:rFonts w:ascii="Arial" w:hAnsi="Arial"/>
+                <w:b w:val="0"/>
+                <w:i w:val="0"/>
+                <w:sz w:val="22"/>
+              </w:rPr>
+              <w:t>)</w:t>
             </w:r>
           </w:p>
         </w:tc>
@@ -4263,7 +4436,7 @@
           <w:i w:val="0"/>
           <w:sz w:val="22"/>
         </w:rPr>
-        <w:t xml:space="preserve"> User-supplied CSV/XLSX index return files (</w:t>
+        <w:t xml:space="preserve"> Simulation index input is CSV with a required </w:t>
       </w:r>
       <w:r>
         <w:rPr>
@@ -4272,7 +4445,7 @@
           <w:i w:val="0"/>
           <w:sz w:val="20"/>
         </w:rPr>
-        <w:t>pa_core/data/loaders.py</w:t>
+        <w:t>Monthly_TR</w:t>
       </w:r>
       <w:r>
         <w:rPr>
@@ -4281,7 +4454,7 @@
           <w:i w:val="0"/>
           <w:sz w:val="22"/>
         </w:rPr>
-        <w:t xml:space="preserve"> </w:t>
+        <w:t xml:space="preserve"> column (</w:t>
       </w:r>
       <w:r>
         <w:rPr>
@@ -4290,7 +4463,7 @@
           <w:i w:val="0"/>
           <w:sz w:val="20"/>
         </w:rPr>
-        <w:t>load_index_returns</w:t>
+        <w:t>pa_core/data/loaders.py:248-294</w:t>
       </w:r>
       <w:r>
         <w:rPr>
@@ -4309,6 +4482,42 @@
           <w:sz w:val="20"/>
         </w:rPr>
         <w:t>docs/DATA_IMPORT_SPEC.md</w:t>
+      </w:r>
+      <w:r>
+        <w:rPr>
+          <w:rFonts w:ascii="Arial" w:hAnsi="Arial"/>
+          <w:b w:val="0"/>
+          <w:i w:val="0"/>
+          <w:sz w:val="22"/>
+        </w:rPr>
+        <w:t xml:space="preserve">). CSV/XLSX asset imports belong to the separate </w:t>
+      </w:r>
+      <w:r>
+        <w:rPr>
+          <w:rFonts w:ascii="Consolas" w:hAnsi="Consolas"/>
+          <w:b w:val="0"/>
+          <w:i w:val="0"/>
+          <w:sz w:val="20"/>
+        </w:rPr>
+        <w:t>DataImportAgent</w:t>
+      </w:r>
+      <w:r>
+        <w:rPr>
+          <w:rFonts w:ascii="Arial" w:hAnsi="Arial"/>
+          <w:b w:val="0"/>
+          <w:i w:val="0"/>
+          <w:sz w:val="22"/>
+        </w:rPr>
+        <w:t xml:space="preserve"> path (</w:t>
+      </w:r>
+      <w:r>
+        <w:rPr>
+          <w:rFonts w:ascii="Consolas" w:hAnsi="Consolas"/>
+          <w:b w:val="0"/>
+          <w:i w:val="0"/>
+          <w:sz w:val="20"/>
+        </w:rPr>
+        <w:t>pa_core/data/importer.py:10-16,60-70</w:t>
       </w:r>
       <w:r>
         <w:rPr>
@@ -4575,7 +4784,25 @@
           <w:i w:val="0"/>
           <w:sz w:val="22"/>
         </w:rPr>
-        <w:t>) can bundle embeddable Python for Windows. Dashboard requires a running Python process (Codespace or local); not a static single-file app.</w:t>
+        <w:t>) can bundle embeddable Python for Windows. The documented supported dashboard uses a Python process (Codespace or local). The browser entry point loads multiple sources and vendored dependencies into stlite (</w:t>
+      </w:r>
+      <w:r>
+        <w:rPr>
+          <w:rFonts w:ascii="Consolas" w:hAnsi="Consolas"/>
+          <w:b w:val="0"/>
+          <w:i w:val="0"/>
+          <w:sz w:val="20"/>
+        </w:rPr>
+        <w:t>web/index.html:271-322</w:t>
+      </w:r>
+      <w:r>
+        <w:rPr>
+          <w:rFonts w:ascii="Arial" w:hAnsi="Arial"/>
+          <w:b w:val="0"/>
+          <w:i w:val="0"/>
+          <w:sz w:val="22"/>
+        </w:rPr>
+        <w:t>); it is not a self-contained single HTML file, and work-environment viability remains unverified. Local Python is available at work, so evaluate that path with synthetic input before relying on browser portability.</w:t>
       </w:r>
     </w:p>
     <w:p>
@@ -4725,7 +4952,7 @@
           <w:i w:val="0"/>
           <w:sz w:val="20"/>
         </w:rPr>
-        <w:t>docs/COVERAGE_GAPS.md</w:t>
+        <w:t>docs/COVERAGE_GAPS.md:4-11</w:t>
       </w:r>
       <w:r>
         <w:rPr>
@@ -4734,7 +4961,7 @@
           <w:i w:val="0"/>
           <w:sz w:val="22"/>
         </w:rPr>
-        <w:t>, dated 2025-01-27) cites 66% coverage and 346 passing tests; local collection shows ~1240 tests defined (environment may affect execution).</w:t>
+        <w:t>, dated 2025-01-27) cites 66% coverage and 346 passing tests. The retained verification claimed about 1240 collected tests, but no collection output was available to substantiate it; current test count, coverage, and CI results are unverified.</w:t>
       </w:r>
     </w:p>
     <w:p>
@@ -4745,7 +4972,7 @@
           <w:i w:val="0"/>
           <w:sz w:val="22"/>
         </w:rPr>
-        <w:t>Production-usable vs prototype.</w:t>
+        <w:t>Implemented vs unverified.</w:t>
       </w:r>
       <w:r>
         <w:rPr>
@@ -4754,7 +4981,7 @@
           <w:i w:val="0"/>
           <w:sz w:val="22"/>
         </w:rPr>
-        <w:t xml:space="preserve"> Monte Carlo CLI, dashboard wizard, Excel/PPTX exports, sweeps, sleeve suggestion, and manifest/bundle emission are implemented and gated in CI. Prototype or incomplete: fleet </w:t>
+        <w:t xml:space="preserve"> Monte Carlo CLI, dashboard wizard, Excel/PPTX exports, sweeps, sleeve suggestion, and manifest/bundle emission are implemented, with CI jobs configured; this is not a fresh runtime or production certification. Prototype or incomplete: fleet </w:t>
       </w:r>
       <w:r>
         <w:rPr>
@@ -4790,7 +5017,7 @@
           <w:i w:val="0"/>
           <w:sz w:val="22"/>
         </w:rPr>
-        <w:t xml:space="preserve"> wiring, full browser-only stlite deployment, dollar-cost accounting (</w:t>
+        <w:t xml:space="preserve"> wiring, runtime validation of browser-only stlite deployment, dollar-cost accounting (</w:t>
       </w:r>
       <w:r>
         <w:rPr>
@@ -5005,7 +5232,7 @@
           <w:i w:val="0"/>
           <w:sz w:val="22"/>
         </w:rPr>
-        <w:t xml:space="preserve">Coverage below 85% target — </w:t>
+        <w:t xml:space="preserve">Historical coverage was below the 85% target — </w:t>
       </w:r>
       <w:r>
         <w:rPr>
@@ -5014,7 +5241,7 @@
           <w:i w:val="0"/>
           <w:sz w:val="20"/>
         </w:rPr>
-        <w:t>docs/COVERAGE_GAPS.md</w:t>
+        <w:t>docs/COVERAGE_GAPS.md:4</w:t>
       </w:r>
       <w:r>
         <w:rPr>
@@ -5023,7 +5250,7 @@
           <w:i w:val="0"/>
           <w:sz w:val="22"/>
         </w:rPr>
-        <w:t xml:space="preserve"> L4; CI minimum 60% (</w:t>
+        <w:t>; CI minimum remains configured at 60% (</w:t>
       </w:r>
       <w:r>
         <w:rPr>
@@ -5032,7 +5259,7 @@
           <w:i w:val="0"/>
           <w:sz w:val="20"/>
         </w:rPr>
-        <w:t>.github/workflows/ci.yml</w:t>
+        <w:t>.github/workflows/ci.yml:29</w:t>
       </w:r>
       <w:r>
         <w:rPr>
@@ -5041,7 +5268,7 @@
           <w:i w:val="0"/>
           <w:sz w:val="22"/>
         </w:rPr>
-        <w:t xml:space="preserve"> L29).</w:t>
+        <w:t>). Current measured coverage is unknown.</w:t>
       </w:r>
     </w:p>
     <w:p>
@@ -5055,7 +5282,7 @@
           <w:i w:val="0"/>
           <w:sz w:val="22"/>
         </w:rPr>
-        <w:t xml:space="preserve">Dashboard pages largely untested — </w:t>
+        <w:t xml:space="preserve">Historical dashboard coverage gaps — </w:t>
       </w:r>
       <w:r>
         <w:rPr>
@@ -5064,7 +5291,7 @@
           <w:i w:val="0"/>
           <w:sz w:val="20"/>
         </w:rPr>
-        <w:t>docs/COVERAGE_GAPS.md</w:t>
+        <w:t>docs/COVERAGE_GAPS.md:22-30</w:t>
       </w:r>
       <w:r>
         <w:rPr>
@@ -5073,7 +5300,25 @@
           <w:i w:val="0"/>
           <w:sz w:val="22"/>
         </w:rPr>
-        <w:t xml:space="preserve"> L22–30 (wizard 6%, validation UI 0%).</w:t>
+        <w:t xml:space="preserve"> reports wizard 6% and validation UI 0%, but these are not current measurements; tests such as </w:t>
+      </w:r>
+      <w:r>
+        <w:rPr>
+          <w:rFonts w:ascii="Consolas" w:hAnsi="Consolas"/>
+          <w:b w:val="0"/>
+          <w:i w:val="0"/>
+          <w:sz w:val="20"/>
+        </w:rPr>
+        <w:t>tests/test_dashboard_cli.py</w:t>
+      </w:r>
+      <w:r>
+        <w:rPr>
+          <w:rFonts w:ascii="Arial" w:hAnsi="Arial"/>
+          <w:b w:val="0"/>
+          <w:i w:val="0"/>
+          <w:sz w:val="22"/>
+        </w:rPr>
+        <w:t xml:space="preserve"> now exist.</w:t>
       </w:r>
     </w:p>
     <w:p>
@@ -5137,7 +5382,7 @@
           <w:i w:val="0"/>
           <w:sz w:val="22"/>
         </w:rPr>
-        <w:t>Model limitations documented as intentional — i.i.d. monthly draws, no regimes in sweeps, forward-looking not backtested (</w:t>
+        <w:t xml:space="preserve">Model caveats need reconciliation: </w:t>
       </w:r>
       <w:r>
         <w:rPr>
@@ -5146,7 +5391,7 @@
           <w:i w:val="0"/>
           <w:sz w:val="20"/>
         </w:rPr>
-        <w:t>README.md</w:t>
+        <w:t>README.md:86-89</w:t>
       </w:r>
       <w:r>
         <w:rPr>
@@ -5155,7 +5400,61 @@
           <w:i w:val="0"/>
           <w:sz w:val="22"/>
         </w:rPr>
-        <w:t xml:space="preserve"> L86–89).</w:t>
+        <w:t xml:space="preserve"> says i.i.d. monthly draws and regimes ignored in sweeps, but </w:t>
+      </w:r>
+      <w:r>
+        <w:rPr>
+          <w:rFonts w:ascii="Consolas" w:hAnsi="Consolas"/>
+          <w:b w:val="0"/>
+          <w:i w:val="0"/>
+          <w:sz w:val="20"/>
+        </w:rPr>
+        <w:t>pa_core/sweep.py:661-691</w:t>
+      </w:r>
+      <w:r>
+        <w:rPr>
+          <w:rFonts w:ascii="Arial" w:hAnsi="Arial"/>
+          <w:b w:val="0"/>
+          <w:i w:val="0"/>
+          <w:sz w:val="22"/>
+        </w:rPr>
+        <w:t xml:space="preserve"> builds regime paths and passes them into </w:t>
+      </w:r>
+      <w:r>
+        <w:rPr>
+          <w:rFonts w:ascii="Consolas" w:hAnsi="Consolas"/>
+          <w:b w:val="0"/>
+          <w:i w:val="0"/>
+          <w:sz w:val="20"/>
+        </w:rPr>
+        <w:t>draw_joint_returns</w:t>
+      </w:r>
+      <w:r>
+        <w:rPr>
+          <w:rFonts w:ascii="Arial" w:hAnsi="Arial"/>
+          <w:b w:val="0"/>
+          <w:i w:val="0"/>
+          <w:sz w:val="22"/>
+        </w:rPr>
+        <w:t xml:space="preserve">; </w:t>
+      </w:r>
+      <w:r>
+        <w:rPr>
+          <w:rFonts w:ascii="Consolas" w:hAnsi="Consolas"/>
+          <w:b w:val="0"/>
+          <w:i w:val="0"/>
+          <w:sz w:val="20"/>
+        </w:rPr>
+        <w:t>pa_core/sim/paths.py:745-810</w:t>
+      </w:r>
+      <w:r>
+        <w:rPr>
+          <w:rFonts w:ascii="Arial" w:hAnsi="Arial"/>
+          <w:b w:val="0"/>
+          <w:i w:val="0"/>
+          <w:sz w:val="22"/>
+        </w:rPr>
+        <w:t xml:space="preserve"> applies regime-specific draws. Regimes are implemented when configured. Forward-looking/non-backtested remains the documented positioning.</w:t>
       </w:r>
     </w:p>
     <w:p>
@@ -5228,7 +5527,7 @@
           <w:i w:val="0"/>
           <w:sz w:val="20"/>
         </w:rPr>
-        <w:t>docs/ISSUES_BACKLOG.md</w:t>
+        <w:t>docs/ISSUES_BACKLOG.md:14</w:t>
       </w:r>
       <w:r>
         <w:rPr>
@@ -5237,7 +5536,7 @@
           <w:i w:val="0"/>
           <w:sz w:val="22"/>
         </w:rPr>
-        <w:t xml:space="preserve"> item 10 ("Remove Excel/CSV parameter inputs; keep converter for one release") is completed: CLI parameter input is strictly YAML (</w:t>
+        <w:t xml:space="preserve"> asks to remove Excel/CSV parameter inputs while retaining a converter. The simulation CLI uses YAML (</w:t>
       </w:r>
       <w:r>
         <w:rPr>
@@ -5246,7 +5545,7 @@
           <w:i w:val="0"/>
           <w:sz w:val="20"/>
         </w:rPr>
-        <w:t>pa_core/cli.py:442-449</w:t>
+        <w:t>pa_core/cli.py:442-450</w:t>
       </w:r>
       <w:r>
         <w:rPr>
@@ -5255,7 +5554,7 @@
           <w:i w:val="0"/>
           <w:sz w:val="22"/>
         </w:rPr>
-        <w:t xml:space="preserve">); CSV/XLSX parameter ingestion was removed from the simulation entry point, and </w:t>
+        <w:t xml:space="preserve">, </w:t>
       </w:r>
       <w:r>
         <w:rPr>
@@ -5264,7 +5563,7 @@
           <w:i w:val="0"/>
           <w:sz w:val="20"/>
         </w:rPr>
-        <w:t>pa_core/data/convert.py</w:t>
+        <w:t>pa_core/config.py:1245-1275</w:t>
       </w:r>
       <w:r>
         <w:rPr>
@@ -5273,7 +5572,7 @@
           <w:i w:val="0"/>
           <w:sz w:val="22"/>
         </w:rPr>
-        <w:t xml:space="preserve"> (</w:t>
+        <w:t>), and CSV index input does not refute that migration. However, the deprecated CSV parameter loader still exists for conversion (</w:t>
       </w:r>
       <w:r>
         <w:rPr>
@@ -5282,7 +5581,7 @@
           <w:i w:val="0"/>
           <w:sz w:val="20"/>
         </w:rPr>
-        <w:t>pa-convert-params</w:t>
+        <w:t>pa_core/data/loaders.py:196-245</w:t>
       </w:r>
       <w:r>
         <w:rPr>
@@ -5291,7 +5590,7 @@
           <w:i w:val="0"/>
           <w:sz w:val="22"/>
         </w:rPr>
-        <w:t>) was provided as the transition converter. CSV inputs are accepted only for market index return series (</w:t>
+        <w:t xml:space="preserve">, </w:t>
       </w:r>
       <w:r>
         <w:rPr>
@@ -5300,7 +5599,7 @@
           <w:i w:val="0"/>
           <w:sz w:val="20"/>
         </w:rPr>
-        <w:t>--index</w:t>
+        <w:t>pa_core/data/convert.py:13-21</w:t>
       </w:r>
       <w:r>
         <w:rPr>
@@ -5309,7 +5608,7 @@
           <w:i w:val="0"/>
           <w:sz w:val="22"/>
         </w:rPr>
-        <w:t>), not model parameters.</w:t>
+        <w:t>); do not infer the release-limited backlog item is fully closed from CLI help alone.</w:t>
       </w:r>
     </w:p>
     <w:p>
@@ -5326,242 +5625,14 @@
       </w:r>
     </w:p>
     <w:p>
-      <w:pPr>
-        <w:pStyle w:val="ListBullet"/>
-      </w:pPr>
-      <w:r>
-        <w:rPr>
-          <w:rFonts w:ascii="Arial" w:hAnsi="Arial"/>
-          <w:b/>
+      <w:r>
+        <w:rPr>
+          <w:rFonts w:ascii="Arial" w:hAnsi="Arial"/>
+          <w:b w:val="0"/>
           <w:i w:val="0"/>
           <w:sz w:val="22"/>
         </w:rPr>
-        <w:t xml:space="preserve">Claim: PAEM's </w:t>
-      </w:r>
-      <w:r>
-        <w:rPr>
-          <w:rFonts w:ascii="Consolas" w:hAnsi="Consolas"/>
-          <w:b/>
-          <w:i w:val="0"/>
-          <w:sz w:val="20"/>
-        </w:rPr>
-        <w:t>run.json</w:t>
-      </w:r>
-      <w:r>
-        <w:rPr>
-          <w:rFonts w:ascii="Arial" w:hAnsi="Arial"/>
-          <w:b/>
-          <w:i w:val="0"/>
-          <w:sz w:val="22"/>
-        </w:rPr>
-        <w:t xml:space="preserve"> satisfies the fleet </w:t>
-      </w:r>
-      <w:r>
-        <w:rPr>
-          <w:rFonts w:ascii="Consolas" w:hAnsi="Consolas"/>
-          <w:b/>
-          <w:i w:val="0"/>
-          <w:sz w:val="20"/>
-        </w:rPr>
-        <w:t>run-contract/v1</w:t>
-      </w:r>
-      <w:r>
-        <w:rPr>
-          <w:rFonts w:ascii="Arial" w:hAnsi="Arial"/>
-          <w:b/>
-          <w:i w:val="0"/>
-          <w:sz w:val="22"/>
-        </w:rPr>
-        <w:t xml:space="preserve"> envelope.</w:t>
-      </w:r>
-      <w:r>
-        <w:rPr>
-          <w:rFonts w:ascii="Arial" w:hAnsi="Arial"/>
-          <w:b w:val="0"/>
-          <w:i w:val="0"/>
-          <w:sz w:val="22"/>
-        </w:rPr>
-        <w:t xml:space="preserve"> </w:t>
-      </w:r>
-      <w:r>
-        <w:rPr>
-          <w:rFonts w:ascii="Consolas" w:hAnsi="Consolas"/>
-          <w:b w:val="0"/>
-          <w:i w:val="0"/>
-          <w:sz w:val="20"/>
-        </w:rPr>
-        <w:t>docs/contracts/run-record.md:3-7</w:t>
-      </w:r>
-      <w:r>
-        <w:rPr>
-          <w:rFonts w:ascii="Arial" w:hAnsi="Arial"/>
-          <w:b w:val="0"/>
-          <w:i w:val="0"/>
-          <w:sz w:val="22"/>
-        </w:rPr>
-        <w:t xml:space="preserve"> defines </w:t>
-      </w:r>
-      <w:r>
-        <w:rPr>
-          <w:rFonts w:ascii="Consolas" w:hAnsi="Consolas"/>
-          <w:b w:val="0"/>
-          <w:i w:val="0"/>
-          <w:sz w:val="20"/>
-        </w:rPr>
-        <w:t>run.json</w:t>
-      </w:r>
-      <w:r>
-        <w:rPr>
-          <w:rFonts w:ascii="Arial" w:hAnsi="Arial"/>
-          <w:b w:val="0"/>
-          <w:i w:val="0"/>
-          <w:sz w:val="22"/>
-        </w:rPr>
-        <w:t xml:space="preserve"> as fulfilling the "blueprint </w:t>
-      </w:r>
-      <w:r>
-        <w:rPr>
-          <w:rFonts w:ascii="Consolas" w:hAnsi="Consolas"/>
-          <w:b w:val="0"/>
-          <w:i w:val="0"/>
-          <w:sz w:val="20"/>
-        </w:rPr>
-        <w:t>run_contract</w:t>
-      </w:r>
-      <w:r>
-        <w:rPr>
-          <w:rFonts w:ascii="Arial" w:hAnsi="Arial"/>
-          <w:b w:val="0"/>
-          <w:i w:val="0"/>
-          <w:sz w:val="22"/>
-        </w:rPr>
-        <w:t xml:space="preserve"> standard", which can be conflated with the fleet standard. In reality, </w:t>
-      </w:r>
-      <w:r>
-        <w:rPr>
-          <w:rFonts w:ascii="Consolas" w:hAnsi="Consolas"/>
-          <w:b w:val="0"/>
-          <w:i w:val="0"/>
-          <w:sz w:val="20"/>
-        </w:rPr>
-        <w:t>docs/contracts/run-contract-v1.md:16–17</w:t>
-      </w:r>
-      <w:r>
-        <w:rPr>
-          <w:rFonts w:ascii="Arial" w:hAnsi="Arial"/>
-          <w:b w:val="0"/>
-          <w:i w:val="0"/>
-          <w:sz w:val="22"/>
-        </w:rPr>
-        <w:t xml:space="preserve"> explicitly notes that no participant emits </w:t>
-      </w:r>
-      <w:r>
-        <w:rPr>
-          <w:rFonts w:ascii="Consolas" w:hAnsi="Consolas"/>
-          <w:b w:val="0"/>
-          <w:i w:val="0"/>
-          <w:sz w:val="20"/>
-        </w:rPr>
-        <w:t>run-contract/v1</w:t>
-      </w:r>
-      <w:r>
-        <w:rPr>
-          <w:rFonts w:ascii="Arial" w:hAnsi="Arial"/>
-          <w:b w:val="0"/>
-          <w:i w:val="0"/>
-          <w:sz w:val="22"/>
-        </w:rPr>
-        <w:t xml:space="preserve"> yet; code emits a </w:t>
-      </w:r>
-      <w:r>
-        <w:rPr>
-          <w:rFonts w:ascii="Arial" w:hAnsi="Arial"/>
-          <w:b/>
-          <w:i w:val="0"/>
-          <w:sz w:val="22"/>
-        </w:rPr>
-        <w:t>different</w:t>
-      </w:r>
-      <w:r>
-        <w:rPr>
-          <w:rFonts w:ascii="Arial" w:hAnsi="Arial"/>
-          <w:b w:val="0"/>
-          <w:i w:val="0"/>
-          <w:sz w:val="22"/>
-        </w:rPr>
-        <w:t xml:space="preserve"> local </w:t>
-      </w:r>
-      <w:r>
-        <w:rPr>
-          <w:rFonts w:ascii="Consolas" w:hAnsi="Consolas"/>
-          <w:b w:val="0"/>
-          <w:i w:val="0"/>
-          <w:sz w:val="20"/>
-        </w:rPr>
-        <w:t>run.json</w:t>
-      </w:r>
-      <w:r>
-        <w:rPr>
-          <w:rFonts w:ascii="Arial" w:hAnsi="Arial"/>
-          <w:b w:val="0"/>
-          <w:i w:val="0"/>
-          <w:sz w:val="22"/>
-        </w:rPr>
-        <w:t xml:space="preserve"> (</w:t>
-      </w:r>
-      <w:r>
-        <w:rPr>
-          <w:rFonts w:ascii="Consolas" w:hAnsi="Consolas"/>
-          <w:b w:val="0"/>
-          <w:i w:val="0"/>
-          <w:sz w:val="20"/>
-        </w:rPr>
-        <w:t>docs/contracts/run-record.md</w:t>
-      </w:r>
-      <w:r>
-        <w:rPr>
-          <w:rFonts w:ascii="Arial" w:hAnsi="Arial"/>
-          <w:b w:val="0"/>
-          <w:i w:val="0"/>
-          <w:sz w:val="22"/>
-        </w:rPr>
-        <w:t xml:space="preserve">, </w:t>
-      </w:r>
-      <w:r>
-        <w:rPr>
-          <w:rFonts w:ascii="Consolas" w:hAnsi="Consolas"/>
-          <w:b w:val="0"/>
-          <w:i w:val="0"/>
-          <w:sz w:val="20"/>
-        </w:rPr>
-        <w:t>pa_core/cli.py:910–928</w:t>
-      </w:r>
-      <w:r>
-        <w:rPr>
-          <w:rFonts w:ascii="Arial" w:hAnsi="Arial"/>
-          <w:b w:val="0"/>
-          <w:i w:val="0"/>
-          <w:sz w:val="22"/>
-        </w:rPr>
-        <w:t xml:space="preserve">) without </w:t>
-      </w:r>
-      <w:r>
-        <w:rPr>
-          <w:rFonts w:ascii="Consolas" w:hAnsi="Consolas"/>
-          <w:b w:val="0"/>
-          <w:i w:val="0"/>
-          <w:sz w:val="20"/>
-        </w:rPr>
-        <w:t>schema_version: run-contract/v1</w:t>
-      </w:r>
-      <w:r>
-        <w:rPr>
-          <w:rFonts w:ascii="Arial" w:hAnsi="Arial"/>
-          <w:b w:val="0"/>
-          <w:i w:val="0"/>
-          <w:sz w:val="22"/>
-        </w:rPr>
-        <w:t>.</w:t>
+        <w:t>These checks distinguish actual source statements from integration assumptions; a hypothetical claim is not attributed to the repository as a promise.</w:t>
       </w:r>
     </w:p>
     <w:p>
@@ -5575,7 +5646,7 @@
           <w:i w:val="0"/>
           <w:sz w:val="22"/>
         </w:rPr>
-        <w:t>Claim: Backplane conformance gate validates PAEM runs.</w:t>
+        <w:t>Local versus fleet run envelope.</w:t>
       </w:r>
       <w:r>
         <w:rPr>
@@ -5593,7 +5664,7 @@
           <w:i w:val="0"/>
           <w:sz w:val="20"/>
         </w:rPr>
-        <w:t>.github/workflows/backplane-conformance.yml:49–55</w:t>
+        <w:t>docs/contracts/run-record.md:3-7</w:t>
       </w:r>
       <w:r>
         <w:rPr>
@@ -5602,7 +5673,7 @@
           <w:i w:val="0"/>
           <w:sz w:val="22"/>
         </w:rPr>
-        <w:t xml:space="preserve">: without </w:t>
+        <w:t xml:space="preserve"> calls local </w:t>
       </w:r>
       <w:r>
         <w:rPr>
@@ -5611,7 +5682,7 @@
           <w:i w:val="0"/>
           <w:sz w:val="20"/>
         </w:rPr>
-        <w:t>emit_reference_run.sh</w:t>
+        <w:t>run.json</w:t>
       </w:r>
       <w:r>
         <w:rPr>
@@ -5620,7 +5691,61 @@
           <w:i w:val="0"/>
           <w:sz w:val="22"/>
         </w:rPr>
-        <w:t>, the job prints "No emitter wired yet; the conformance gate will skip."</w:t>
+        <w:t xml:space="preserve"> the blueprint envelope; it does not explicitly promise fleet </w:t>
+      </w:r>
+      <w:r>
+        <w:rPr>
+          <w:rFonts w:ascii="Consolas" w:hAnsi="Consolas"/>
+          <w:b w:val="0"/>
+          <w:i w:val="0"/>
+          <w:sz w:val="20"/>
+        </w:rPr>
+        <w:t>run-contract/v1</w:t>
+      </w:r>
+      <w:r>
+        <w:rPr>
+          <w:rFonts w:ascii="Arial" w:hAnsi="Arial"/>
+          <w:b w:val="0"/>
+          <w:i w:val="0"/>
+          <w:sz w:val="22"/>
+        </w:rPr>
+        <w:t xml:space="preserve"> compliance. Local emission (</w:t>
+      </w:r>
+      <w:r>
+        <w:rPr>
+          <w:rFonts w:ascii="Consolas" w:hAnsi="Consolas"/>
+          <w:b w:val="0"/>
+          <w:i w:val="0"/>
+          <w:sz w:val="20"/>
+        </w:rPr>
+        <w:t>pa_core/cli.py:915-923</w:t>
+      </w:r>
+      <w:r>
+        <w:rPr>
+          <w:rFonts w:ascii="Arial" w:hAnsi="Arial"/>
+          <w:b w:val="0"/>
+          <w:i w:val="0"/>
+          <w:sz w:val="22"/>
+        </w:rPr>
+        <w:t xml:space="preserve">) lacks the fleet schema/version fields; </w:t>
+      </w:r>
+      <w:r>
+        <w:rPr>
+          <w:rFonts w:ascii="Consolas" w:hAnsi="Consolas"/>
+          <w:b w:val="0"/>
+          <w:i w:val="0"/>
+          <w:sz w:val="20"/>
+        </w:rPr>
+        <w:t>docs/contracts/run-contract-v1.md:16-17</w:t>
+      </w:r>
+      <w:r>
+        <w:rPr>
+          <w:rFonts w:ascii="Arial" w:hAnsi="Arial"/>
+          <w:b w:val="0"/>
+          <w:i w:val="0"/>
+          <w:sz w:val="22"/>
+        </w:rPr>
+        <w:t xml:space="preserve"> describes emission as future work. The shapes are different; this is an integration gap, not a proven false fleet-compliance claim.</w:t>
       </w:r>
     </w:p>
     <w:p>
@@ -5634,25 +5759,43 @@
           <w:i w:val="0"/>
           <w:sz w:val="22"/>
         </w:rPr>
-        <w:t xml:space="preserve">Claim: Scenario YAML </w:t>
+        <w:t>Backplane gate.</w:t>
+      </w:r>
+      <w:r>
+        <w:rPr>
+          <w:rFonts w:ascii="Arial" w:hAnsi="Arial"/>
+          <w:b w:val="0"/>
+          <w:i w:val="0"/>
+          <w:sz w:val="22"/>
+        </w:rPr>
+        <w:t xml:space="preserve"> </w:t>
       </w:r>
       <w:r>
         <w:rPr>
           <w:rFonts w:ascii="Consolas" w:hAnsi="Consolas"/>
-          <w:b/>
+          <w:b w:val="0"/>
           <w:i w:val="0"/>
           <w:sz w:val="20"/>
         </w:rPr>
-        <w:t>sleeves</w:t>
-      </w:r>
-      <w:r>
-        <w:rPr>
-          <w:rFonts w:ascii="Arial" w:hAnsi="Arial"/>
-          <w:b/>
+        <w:t>.github/workflows/backplane-conformance.yml:49-60</w:t>
+      </w:r>
+      <w:r>
+        <w:rPr>
+          <w:rFonts w:ascii="Arial" w:hAnsi="Arial"/>
+          <w:b w:val="0"/>
           <w:i w:val="0"/>
           <w:sz w:val="22"/>
         </w:rPr>
-        <w:t xml:space="preserve"> field drives simulation.</w:t>
+        <w:t xml:space="preserve"> emits a skip message and no reference artifact when </w:t>
+      </w:r>
+      <w:r>
+        <w:rPr>
+          <w:rFonts w:ascii="Consolas" w:hAnsi="Consolas"/>
+          <w:b w:val="0"/>
+          <w:i w:val="0"/>
+          <w:sz w:val="20"/>
+        </w:rPr>
+        <w:t>scripts/emit_reference_run.sh</w:t>
       </w:r>
       <w:r>
         <w:rPr>
@@ -5661,7 +5804,7 @@
           <w:i w:val="0"/>
           <w:sz w:val="22"/>
         </w:rPr>
-        <w:t xml:space="preserve"> README and </w:t>
+        <w:t xml:space="preserve"> is absent, as it is in this clone. The workflow still invokes an external reusable workflow (</w:t>
       </w:r>
       <w:r>
         <w:rPr>
@@ -5670,7 +5813,7 @@
           <w:i w:val="0"/>
           <w:sz w:val="20"/>
         </w:rPr>
-        <w:t>pa_core/schema.py:155–160</w:t>
+        <w:t>:62-68</w:t>
       </w:r>
       <w:r>
         <w:rPr>
@@ -5679,25 +5822,7 @@
           <w:i w:val="0"/>
           <w:sz w:val="22"/>
         </w:rPr>
-        <w:t xml:space="preserve"> say it is validated only; </w:t>
-      </w:r>
-      <w:r>
-        <w:rPr>
-          <w:rFonts w:ascii="Consolas" w:hAnsi="Consolas"/>
-          <w:b w:val="0"/>
-          <w:i w:val="0"/>
-          <w:sz w:val="20"/>
-        </w:rPr>
-        <w:t>pa_core/reporting/disclaimers.py:25</w:t>
-      </w:r>
-      <w:r>
-        <w:rPr>
-          <w:rFonts w:ascii="Arial" w:hAnsi="Arial"/>
-          <w:b w:val="0"/>
-          <w:i w:val="0"/>
-          <w:sz w:val="22"/>
-        </w:rPr>
-        <w:t xml:space="preserve"> repeats this in board packs.</w:t>
+        <w:t>); its live outcome and authoritative participant registry were not inspected. An absent local registry alone does not prove fleet-wide nonparticipation.</w:t>
       </w:r>
     </w:p>
     <w:p>
@@ -5711,7 +5836,7 @@
           <w:i w:val="0"/>
           <w:sz w:val="22"/>
         </w:rPr>
-        <w:t>Claim: Pure browser / stlite deployment.</w:t>
+        <w:t>Scenario sleeves.</w:t>
       </w:r>
       <w:r>
         <w:rPr>
@@ -5720,7 +5845,7 @@
           <w:i w:val="0"/>
           <w:sz w:val="22"/>
         </w:rPr>
-        <w:t xml:space="preserve"> README line 19 explicitly disclaims the stlite path because Kaleido and python-pptx are not Pyodide-viable; </w:t>
+        <w:t xml:space="preserve"> </w:t>
       </w:r>
       <w:r>
         <w:rPr>
@@ -5729,7 +5854,7 @@
           <w:i w:val="0"/>
           <w:sz w:val="20"/>
         </w:rPr>
-        <w:t>web/index.html</w:t>
+        <w:t>README.md:91</w:t>
       </w:r>
       <w:r>
         <w:rPr>
@@ -5738,7 +5863,43 @@
           <w:i w:val="0"/>
           <w:sz w:val="22"/>
         </w:rPr>
-        <w:t xml:space="preserve"> is a Plotly render helper, not the full dashboard.</w:t>
+        <w:t xml:space="preserve">, </w:t>
+      </w:r>
+      <w:r>
+        <w:rPr>
+          <w:rFonts w:ascii="Consolas" w:hAnsi="Consolas"/>
+          <w:b w:val="0"/>
+          <w:i w:val="0"/>
+          <w:sz w:val="20"/>
+        </w:rPr>
+        <w:t>pa_core/schema.py:155-160</w:t>
+      </w:r>
+      <w:r>
+        <w:rPr>
+          <w:rFonts w:ascii="Arial" w:hAnsi="Arial"/>
+          <w:b w:val="0"/>
+          <w:i w:val="0"/>
+          <w:sz w:val="22"/>
+        </w:rPr>
+        <w:t xml:space="preserve">, and </w:t>
+      </w:r>
+      <w:r>
+        <w:rPr>
+          <w:rFonts w:ascii="Consolas" w:hAnsi="Consolas"/>
+          <w:b w:val="0"/>
+          <w:i w:val="0"/>
+          <w:sz w:val="20"/>
+        </w:rPr>
+        <w:t>pa_core/reporting/disclaimers.py:25</w:t>
+      </w:r>
+      <w:r>
+        <w:rPr>
+          <w:rFonts w:ascii="Arial" w:hAnsi="Arial"/>
+          <w:b w:val="0"/>
+          <w:i w:val="0"/>
+          <w:sz w:val="22"/>
+        </w:rPr>
+        <w:t xml:space="preserve"> consistently state the field is validated but unwired. This is an acknowledged limitation, not a contradicted promise.</w:t>
       </w:r>
     </w:p>
     <w:p>
@@ -5752,7 +5913,7 @@
           <w:i w:val="0"/>
           <w:sz w:val="22"/>
         </w:rPr>
-        <w:t>Claim: ISSUES_BACKLOG "Streamlit MVP pages" as open work.</w:t>
+        <w:t>Browser deployment.</w:t>
       </w:r>
       <w:r>
         <w:rPr>
@@ -5761,7 +5922,7 @@
           <w:i w:val="0"/>
           <w:sz w:val="22"/>
         </w:rPr>
-        <w:t xml:space="preserve"> Seven pages exist under </w:t>
+        <w:t xml:space="preserve"> </w:t>
       </w:r>
       <w:r>
         <w:rPr>
@@ -5770,7 +5931,7 @@
           <w:i w:val="0"/>
           <w:sz w:val="20"/>
         </w:rPr>
-        <w:t>dashboard/pages/</w:t>
+        <w:t>README.md:19</w:t>
       </w:r>
       <w:r>
         <w:rPr>
@@ -5779,7 +5940,7 @@
           <w:i w:val="0"/>
           <w:sz w:val="22"/>
         </w:rPr>
-        <w:t>; backlog (</w:t>
+        <w:t xml:space="preserve"> disclaims stlite support, but </w:t>
       </w:r>
       <w:r>
         <w:rPr>
@@ -5788,7 +5949,7 @@
           <w:i w:val="0"/>
           <w:sz w:val="20"/>
         </w:rPr>
-        <w:t>docs/ISSUES_BACKLOG.md:12</w:t>
+        <w:t>web/index.html:271-322</w:t>
       </w:r>
       <w:r>
         <w:rPr>
@@ -5797,7 +5958,7 @@
           <w:i w:val="0"/>
           <w:sz w:val="22"/>
         </w:rPr>
-        <w:t>) is stale relative to code.</w:t>
+        <w:t xml:space="preserve"> fetches sources and mounts the dashboard with vendored packages, including python-pptx. The previous dossier incorrectly called it only a PNG helper. The implementation exists; end-to-end usability and work-environment compatibility remain unverified.</w:t>
       </w:r>
     </w:p>
     <w:p>
@@ -5811,7 +5972,7 @@
           <w:i w:val="0"/>
           <w:sz w:val="22"/>
         </w:rPr>
-        <w:t>Claim: Evidence objects with document provenance.</w:t>
+        <w:t>Streamlit backlog.</w:t>
       </w:r>
       <w:r>
         <w:rPr>
@@ -5820,7 +5981,7 @@
           <w:i w:val="0"/>
           <w:sz w:val="22"/>
         </w:rPr>
-        <w:t xml:space="preserve"> Schemas exist (</w:t>
+        <w:t xml:space="preserve"> </w:t>
       </w:r>
       <w:r>
         <w:rPr>
@@ -5829,7 +5990,7 @@
           <w:i w:val="0"/>
           <w:sz w:val="20"/>
         </w:rPr>
-        <w:t>docs/contracts/schemas/evidence-object-v1.schema.json</w:t>
+        <w:t>docs/ISSUES_BACKLOG.md:12</w:t>
       </w:r>
       <w:r>
         <w:rPr>
@@ -5838,7 +5999,7 @@
           <w:i w:val="0"/>
           <w:sz w:val="22"/>
         </w:rPr>
-        <w:t xml:space="preserve">) but no PAEM module writes </w:t>
+        <w:t xml:space="preserve"> lists MVP pages while seven numbered pages exist under </w:t>
       </w:r>
       <w:r>
         <w:rPr>
@@ -5847,7 +6008,7 @@
           <w:i w:val="0"/>
           <w:sz w:val="20"/>
         </w:rPr>
-        <w:t>evidence-object/v1</w:t>
+        <w:t>dashboard/pages/</w:t>
       </w:r>
       <w:r>
         <w:rPr>
@@ -5856,7 +6017,7 @@
           <w:i w:val="0"/>
           <w:sz w:val="22"/>
         </w:rPr>
-        <w:t xml:space="preserve"> JSON.</w:t>
+        <w:t>. The backlog is stale as a statement of missing pages; file existence does not certify every interaction.</w:t>
       </w:r>
     </w:p>
     <w:p>
@@ -5870,7 +6031,7 @@
           <w:i w:val="0"/>
           <w:sz w:val="22"/>
         </w:rPr>
-        <w:t>Claim: Entity IDs for fleet join.</w:t>
+        <w:t>Evidence objects.</w:t>
       </w:r>
       <w:r>
         <w:rPr>
@@ -5879,6 +6040,47 @@
           <w:i w:val="0"/>
           <w:sz w:val="22"/>
         </w:rPr>
+        <w:t xml:space="preserve"> The schema exists but runtime searches found no PAEM emitter. Its own description says document evidence is outside the role of a pure computational engine (</w:t>
+      </w:r>
+      <w:r>
+        <w:rPr>
+          <w:rFonts w:ascii="Consolas" w:hAnsi="Consolas"/>
+          <w:b w:val="0"/>
+          <w:i w:val="0"/>
+          <w:sz w:val="20"/>
+        </w:rPr>
+        <w:t>docs/contracts/schemas/evidence-object-v1.schema.json:5</w:t>
+      </w:r>
+      <w:r>
+        <w:rPr>
+          <w:rFonts w:ascii="Arial" w:hAnsi="Arial"/>
+          <w:b w:val="0"/>
+          <w:i w:val="0"/>
+          <w:sz w:val="22"/>
+        </w:rPr>
+        <w:t>); do not present absent document provenance as a broken extraction promise.</w:t>
+      </w:r>
+    </w:p>
+    <w:p>
+      <w:pPr>
+        <w:pStyle w:val="ListBullet"/>
+      </w:pPr>
+      <w:r>
+        <w:rPr>
+          <w:rFonts w:ascii="Arial" w:hAnsi="Arial"/>
+          <w:b/>
+          <w:i w:val="0"/>
+          <w:sz w:val="22"/>
+        </w:rPr>
+        <w:t>Entity linking.</w:t>
+      </w:r>
+      <w:r>
+        <w:rPr>
+          <w:rFonts w:ascii="Arial" w:hAnsi="Arial"/>
+          <w:b w:val="0"/>
+          <w:i w:val="0"/>
+          <w:sz w:val="22"/>
+        </w:rPr>
         <w:t xml:space="preserve"> </w:t>
       </w:r>
       <w:r>
@@ -5888,7 +6090,7 @@
           <w:i w:val="0"/>
           <w:sz w:val="20"/>
         </w:rPr>
-        <w:t>docs/contracts/identity-map-conventions.md:31–32</w:t>
+        <w:t>docs/contracts/identity-map-conventions.md:31-32</w:t>
       </w:r>
       <w:r>
         <w:rPr>
@@ -5897,7 +6099,7 @@
           <w:i w:val="0"/>
           <w:sz w:val="22"/>
         </w:rPr>
-        <w:t xml:space="preserve"> assigns PAEM "1/3, N/A" — no </w:t>
+        <w:t xml:space="preserve"> explicitly describes entity resolution as inapplicable to PAEM. Runtime searches found no fleet </w:t>
       </w:r>
       <w:r>
         <w:rPr>
@@ -5915,7 +6117,84 @@
           <w:i w:val="0"/>
           <w:sz w:val="22"/>
         </w:rPr>
-        <w:t xml:space="preserve"> emission in run artifacts.</w:t>
+        <w:t xml:space="preserve"> emission; arbitrary asset IDs are not a sibling-ID integration.</w:t>
+      </w:r>
+    </w:p>
+    <w:p>
+      <w:pPr>
+        <w:pStyle w:val="ListBullet"/>
+      </w:pPr>
+      <w:r>
+        <w:rPr>
+          <w:rFonts w:ascii="Arial" w:hAnsi="Arial"/>
+          <w:b/>
+          <w:i w:val="0"/>
+          <w:sz w:val="22"/>
+        </w:rPr>
+        <w:t>Sweep regimes.</w:t>
+      </w:r>
+      <w:r>
+        <w:rPr>
+          <w:rFonts w:ascii="Arial" w:hAnsi="Arial"/>
+          <w:b w:val="0"/>
+          <w:i w:val="0"/>
+          <w:sz w:val="22"/>
+        </w:rPr>
+        <w:t xml:space="preserve"> The README assertion that sweeps ignore regimes (</w:t>
+      </w:r>
+      <w:r>
+        <w:rPr>
+          <w:rFonts w:ascii="Consolas" w:hAnsi="Consolas"/>
+          <w:b w:val="0"/>
+          <w:i w:val="0"/>
+          <w:sz w:val="20"/>
+        </w:rPr>
+        <w:t>README.md:87</w:t>
+      </w:r>
+      <w:r>
+        <w:rPr>
+          <w:rFonts w:ascii="Arial" w:hAnsi="Arial"/>
+          <w:b w:val="0"/>
+          <w:i w:val="0"/>
+          <w:sz w:val="22"/>
+        </w:rPr>
+        <w:t>) conflicts with actual regime simulation (</w:t>
+      </w:r>
+      <w:r>
+        <w:rPr>
+          <w:rFonts w:ascii="Consolas" w:hAnsi="Consolas"/>
+          <w:b w:val="0"/>
+          <w:i w:val="0"/>
+          <w:sz w:val="20"/>
+        </w:rPr>
+        <w:t>pa_core/sweep.py:661-691</w:t>
+      </w:r>
+      <w:r>
+        <w:rPr>
+          <w:rFonts w:ascii="Arial" w:hAnsi="Arial"/>
+          <w:b w:val="0"/>
+          <w:i w:val="0"/>
+          <w:sz w:val="22"/>
+        </w:rPr>
+        <w:t xml:space="preserve">), also exercised by the regression-test source </w:t>
+      </w:r>
+      <w:r>
+        <w:rPr>
+          <w:rFonts w:ascii="Consolas" w:hAnsi="Consolas"/>
+          <w:b w:val="0"/>
+          <w:i w:val="0"/>
+          <w:sz w:val="20"/>
+        </w:rPr>
+        <w:t>tests/test_sweep_reproducibility.py:93-141</w:t>
+      </w:r>
+      <w:r>
+        <w:rPr>
+          <w:rFonts w:ascii="Arial" w:hAnsi="Arial"/>
+          <w:b w:val="0"/>
+          <w:i w:val="0"/>
+          <w:sz w:val="22"/>
+        </w:rPr>
+        <w:t>. The test was read, not executed in this audit.</w:t>
       </w:r>
     </w:p>
     <w:p>
@@ -6318,7 +6597,7 @@
           <w:i w:val="0"/>
           <w:sz w:val="22"/>
         </w:rPr>
-        <w:t>Monthly index return CSV/XLSX (</w:t>
+        <w:t xml:space="preserve">Monthly index return CSV with </w:t>
       </w:r>
       <w:r>
         <w:rPr>
@@ -6327,7 +6606,7 @@
           <w:i w:val="0"/>
           <w:sz w:val="20"/>
         </w:rPr>
-        <w:t>pa_core/data/loaders.py</w:t>
+        <w:t>Monthly_TR</w:t>
       </w:r>
       <w:r>
         <w:rPr>
@@ -6336,7 +6615,25 @@
           <w:i w:val="0"/>
           <w:sz w:val="22"/>
         </w:rPr>
-        <w:t>).</w:t>
+        <w:t xml:space="preserve"> (</w:t>
+      </w:r>
+      <w:r>
+        <w:rPr>
+          <w:rFonts w:ascii="Consolas" w:hAnsi="Consolas"/>
+          <w:b w:val="0"/>
+          <w:i w:val="0"/>
+          <w:sz w:val="20"/>
+        </w:rPr>
+        <w:t>pa_core/data/loaders.py:248-294</w:t>
+      </w:r>
+      <w:r>
+        <w:rPr>
+          <w:rFonts w:ascii="Arial" w:hAnsi="Arial"/>
+          <w:b w:val="0"/>
+          <w:i w:val="0"/>
+          <w:sz w:val="22"/>
+        </w:rPr>
+        <w:t>); CSV/XLSX asset import is a separate calibration path.</w:t>
       </w:r>
     </w:p>
     <w:p>
@@ -6350,7 +6647,7 @@
           <w:i w:val="0"/>
           <w:sz w:val="22"/>
         </w:rPr>
-        <w:t>YAML scenario/config files (</w:t>
+        <w:t xml:space="preserve">YAML simulation config via </w:t>
       </w:r>
       <w:r>
         <w:rPr>
@@ -6359,7 +6656,7 @@
           <w:i w:val="0"/>
           <w:sz w:val="20"/>
         </w:rPr>
-        <w:t>pa_core/config.py</w:t>
+        <w:t>load_config</w:t>
       </w:r>
       <w:r>
         <w:rPr>
@@ -6368,7 +6665,7 @@
           <w:i w:val="0"/>
           <w:sz w:val="22"/>
         </w:rPr>
-        <w:t xml:space="preserve"> </w:t>
+        <w:t xml:space="preserve"> (</w:t>
       </w:r>
       <w:r>
         <w:rPr>
@@ -6377,7 +6674,43 @@
           <w:i w:val="0"/>
           <w:sz w:val="20"/>
         </w:rPr>
-        <w:t>load_config</w:t>
+        <w:t>pa_core/config.py:1245-1280</w:t>
+      </w:r>
+      <w:r>
+        <w:rPr>
+          <w:rFonts w:ascii="Arial" w:hAnsi="Arial"/>
+          <w:b w:val="0"/>
+          <w:i w:val="0"/>
+          <w:sz w:val="22"/>
+        </w:rPr>
+        <w:t xml:space="preserve">); market/portfolio Scenario YAML via </w:t>
+      </w:r>
+      <w:r>
+        <w:rPr>
+          <w:rFonts w:ascii="Consolas" w:hAnsi="Consolas"/>
+          <w:b w:val="0"/>
+          <w:i w:val="0"/>
+          <w:sz w:val="20"/>
+        </w:rPr>
+        <w:t>load_scenario</w:t>
+      </w:r>
+      <w:r>
+        <w:rPr>
+          <w:rFonts w:ascii="Arial" w:hAnsi="Arial"/>
+          <w:b w:val="0"/>
+          <w:i w:val="0"/>
+          <w:sz w:val="22"/>
+        </w:rPr>
+        <w:t xml:space="preserve"> (</w:t>
+      </w:r>
+      <w:r>
+        <w:rPr>
+          <w:rFonts w:ascii="Consolas" w:hAnsi="Consolas"/>
+          <w:b w:val="0"/>
+          <w:i w:val="0"/>
+          <w:sz w:val="20"/>
+        </w:rPr>
+        <w:t>pa_core/validate.py:30-34</w:t>
       </w:r>
       <w:r>
         <w:rPr>
@@ -6400,7 +6733,7 @@
           <w:i w:val="0"/>
           <w:sz w:val="22"/>
         </w:rPr>
-        <w:t xml:space="preserve">Optionally: calibrated μ/σ/ρ from an asset library YAML produced by </w:t>
+        <w:t xml:space="preserve">Optionally: asset library YAML produced by </w:t>
       </w:r>
       <w:r>
         <w:rPr>
@@ -6409,7 +6742,7 @@
           <w:i w:val="0"/>
           <w:sz w:val="20"/>
         </w:rPr>
-        <w:t>CalibrationAgent</w:t>
+        <w:t>CalibrationAgent.to_yaml</w:t>
       </w:r>
       <w:r>
         <w:rPr>
@@ -6427,7 +6760,7 @@
           <w:i w:val="0"/>
           <w:sz w:val="20"/>
         </w:rPr>
-        <w:t>pa_core/data/calibration.py</w:t>
+        <w:t>pa_core/data/calibration.py:208-216</w:t>
       </w:r>
       <w:r>
         <w:rPr>
@@ -6436,7 +6769,43 @@
           <w:i w:val="0"/>
           <w:sz w:val="22"/>
         </w:rPr>
-        <w:t>).</w:t>
+        <w:t>) is loaded by Portfolio Builder (</w:t>
+      </w:r>
+      <w:r>
+        <w:rPr>
+          <w:rFonts w:ascii="Consolas" w:hAnsi="Consolas"/>
+          <w:b w:val="0"/>
+          <w:i w:val="0"/>
+          <w:sz w:val="20"/>
+        </w:rPr>
+        <w:t>dashboard/pages/2_Portfolio_Builder.py:86-110</w:t>
+      </w:r>
+      <w:r>
+        <w:rPr>
+          <w:rFonts w:ascii="Arial" w:hAnsi="Arial"/>
+          <w:b w:val="0"/>
+          <w:i w:val="0"/>
+          <w:sz w:val="22"/>
+        </w:rPr>
+        <w:t xml:space="preserve">); it is distinct from simulation </w:t>
+      </w:r>
+      <w:r>
+        <w:rPr>
+          <w:rFonts w:ascii="Consolas" w:hAnsi="Consolas"/>
+          <w:b w:val="0"/>
+          <w:i w:val="0"/>
+          <w:sz w:val="20"/>
+        </w:rPr>
+        <w:t>ModelConfig</w:t>
+      </w:r>
+      <w:r>
+        <w:rPr>
+          <w:rFonts w:ascii="Arial" w:hAnsi="Arial"/>
+          <w:b w:val="0"/>
+          <w:i w:val="0"/>
+          <w:sz w:val="22"/>
+        </w:rPr>
+        <w:t xml:space="preserve"> YAML.</w:t>
       </w:r>
     </w:p>
     <w:p>
@@ -6584,7 +6953,7 @@
           <w:i w:val="0"/>
           <w:sz w:val="22"/>
         </w:rPr>
-        <w:t xml:space="preserve"> filename is generic — fleet tools should key on </w:t>
+        <w:t xml:space="preserve"> filename is generic and the local payload has neither a fleet </w:t>
       </w:r>
       <w:r>
         <w:rPr>
@@ -6602,7 +6971,7 @@
           <w:i w:val="0"/>
           <w:sz w:val="22"/>
         </w:rPr>
-        <w:t xml:space="preserve"> or tool id (</w:t>
+        <w:t xml:space="preserve"> nor a tool ID (</w:t>
       </w:r>
       <w:r>
         <w:rPr>
@@ -6611,6 +6980,24 @@
           <w:i w:val="0"/>
           <w:sz w:val="20"/>
         </w:rPr>
+        <w:t>pa_core/manifest.py:23-38,108-125</w:t>
+      </w:r>
+      <w:r>
+        <w:rPr>
+          <w:rFonts w:ascii="Arial" w:hAnsi="Arial"/>
+          <w:b w:val="0"/>
+          <w:i w:val="0"/>
+          <w:sz w:val="22"/>
+        </w:rPr>
+        <w:t xml:space="preserve">). Consumers must retain external repo/tool context or add a fleet adapter; the separately emitted descriptor names </w:t>
+      </w:r>
+      <w:r>
+        <w:rPr>
+          <w:rFonts w:ascii="Consolas" w:hAnsi="Consolas"/>
+          <w:b w:val="0"/>
+          <w:i w:val="0"/>
+          <w:sz w:val="20"/>
+        </w:rPr>
         <w:t>portable-alpha-extension-model</w:t>
       </w:r>
       <w:r>
@@ -6620,43 +7007,7 @@
           <w:i w:val="0"/>
           <w:sz w:val="22"/>
         </w:rPr>
-        <w:t xml:space="preserve"> in descriptor) to avoid conflating with Trend_Model </w:t>
-      </w:r>
-      <w:r>
-        <w:rPr>
-          <w:rFonts w:ascii="Consolas" w:hAnsi="Consolas"/>
-          <w:b w:val="0"/>
-          <w:i w:val="0"/>
-          <w:sz w:val="20"/>
-        </w:rPr>
-        <w:t>run_meta.json</w:t>
-      </w:r>
-      <w:r>
-        <w:rPr>
-          <w:rFonts w:ascii="Arial" w:hAnsi="Arial"/>
-          <w:b w:val="0"/>
-          <w:i w:val="0"/>
-          <w:sz w:val="22"/>
-        </w:rPr>
-        <w:t xml:space="preserve"> or Counter_Risk manifests mentioned in </w:t>
-      </w:r>
-      <w:r>
-        <w:rPr>
-          <w:rFonts w:ascii="Consolas" w:hAnsi="Consolas"/>
-          <w:b w:val="0"/>
-          <w:i w:val="0"/>
-          <w:sz w:val="20"/>
-        </w:rPr>
-        <w:t>artifact-manifest-v1.schema.json</w:t>
-      </w:r>
-      <w:r>
-        <w:rPr>
-          <w:rFonts w:ascii="Arial" w:hAnsi="Arial"/>
-          <w:b w:val="0"/>
-          <w:i w:val="0"/>
-          <w:sz w:val="22"/>
-        </w:rPr>
-        <w:t xml:space="preserve"> description.</w:t>
+        <w:t>. The artifact schema description mentions other repositories only as context, not as verified sibling behavior.</w:t>
       </w:r>
     </w:p>
     <w:p>
@@ -6706,7 +7057,25 @@
           <w:i w:val="0"/>
           <w:sz w:val="22"/>
         </w:rPr>
-        <w:t>) are PAEM-specific; siblings using different annualization or horizon labels need a translation table.</w:t>
+        <w:t>) encode horizon/unit conventions (</w:t>
+      </w:r>
+      <w:r>
+        <w:rPr>
+          <w:rFonts w:ascii="Consolas" w:hAnsi="Consolas"/>
+          <w:b w:val="0"/>
+          <w:i w:val="0"/>
+          <w:sz w:val="20"/>
+        </w:rPr>
+        <w:t>pa_core/contracts.py:115-140</w:t>
+      </w:r>
+      <w:r>
+        <w:rPr>
+          <w:rFonts w:ascii="Arial" w:hAnsi="Arial"/>
+          <w:b w:val="0"/>
+          <w:i w:val="0"/>
+          <w:sz w:val="22"/>
+        </w:rPr>
+        <w:t>); any sibling adapter must explicitly align definitions. This audit did not verify uniqueness across the fleet.</w:t>
       </w:r>
     </w:p>
     <w:p>
@@ -7453,7 +7822,7 @@
           <w:i w:val="0"/>
           <w:sz w:val="22"/>
         </w:rPr>
-        <w:t>Raise test coverage on dashboard critical paths — wizard and validation UI at 0–6% (</w:t>
+        <w:t>Measure current dashboard coverage before prioritizing tests; the 0–6% figures are historical (</w:t>
       </w:r>
       <w:r>
         <w:rPr>
@@ -7462,7 +7831,7 @@
           <w:i w:val="0"/>
           <w:sz w:val="20"/>
         </w:rPr>
-        <w:t>docs/COVERAGE_GAPS.md</w:t>
+        <w:t>docs/COVERAGE_GAPS.md:4,22-26</w:t>
       </w:r>
       <w:r>
         <w:rPr>
@@ -7471,7 +7840,7 @@
           <w:i w:val="0"/>
           <w:sz w:val="22"/>
         </w:rPr>
-        <w:t xml:space="preserve"> L22–26).</w:t>
+        <w:t>). Probe the implemented stlite dashboard with synthetic data and reconcile the README only after runtime evidence.</w:t>
       </w:r>
     </w:p>
     <w:p>
@@ -7485,7 +7854,7 @@
           <w:i w:val="0"/>
           <w:sz w:val="22"/>
         </w:rPr>
-        <w:t xml:space="preserve">Add </w:t>
+        <w:t>Resolve the authoritative participant registry and external reusable workflow before opting into conformance; the local path is absent, but the caller delegates outside this clone (</w:t>
       </w:r>
       <w:r>
         <w:rPr>
@@ -7494,43 +7863,7 @@
           <w:i w:val="0"/>
           <w:sz w:val="20"/>
         </w:rPr>
-        <w:t>config/backplane_participants.json</w:t>
-      </w:r>
-      <w:r>
-        <w:rPr>
-          <w:rFonts w:ascii="Arial" w:hAnsi="Arial"/>
-          <w:b w:val="0"/>
-          <w:i w:val="0"/>
-          <w:sz w:val="22"/>
-        </w:rPr>
-        <w:t xml:space="preserve"> entry when opting into fleet conformance (referenced in </w:t>
-      </w:r>
-      <w:r>
-        <w:rPr>
-          <w:rFonts w:ascii="Consolas" w:hAnsi="Consolas"/>
-          <w:b w:val="0"/>
-          <w:i w:val="0"/>
-          <w:sz w:val="20"/>
-        </w:rPr>
-        <w:t>backplane-conformance.yml</w:t>
-      </w:r>
-      <w:r>
-        <w:rPr>
-          <w:rFonts w:ascii="Arial" w:hAnsi="Arial"/>
-          <w:b w:val="0"/>
-          <w:i w:val="0"/>
-          <w:sz w:val="22"/>
-        </w:rPr>
-        <w:t xml:space="preserve"> L22 but missing from </w:t>
-      </w:r>
-      <w:r>
-        <w:rPr>
-          <w:rFonts w:ascii="Consolas" w:hAnsi="Consolas"/>
-          <w:b w:val="0"/>
-          <w:i w:val="0"/>
-          <w:sz w:val="20"/>
-        </w:rPr>
-        <w:t>config/</w:t>
+        <w:t>.github/workflows/backplane-conformance.yml:62-68</w:t>
       </w:r>
       <w:r>
         <w:rPr>
@@ -7564,7 +7897,7 @@
           <w:i w:val="0"/>
           <w:sz w:val="22"/>
         </w:rPr>
-        <w:t xml:space="preserve">Map simulation outputs to </w:t>
+        <w:t>Add document-style evidence only for a concrete new use case; the existing evidence schema explicitly treats pure computational engines as outside its document-evidence role (</w:t>
       </w:r>
       <w:r>
         <w:rPr>
@@ -7573,7 +7906,7 @@
           <w:i w:val="0"/>
           <w:sz w:val="20"/>
         </w:rPr>
-        <w:t>evidence-object/v1</w:t>
+        <w:t>docs/contracts/schemas/evidence-object-v1.schema.json:5</w:t>
       </w:r>
       <w:r>
         <w:rPr>
@@ -7582,7 +7915,7 @@
           <w:i w:val="0"/>
           <w:sz w:val="22"/>
         </w:rPr>
-        <w:t xml:space="preserve"> if fleet orchestration needs attributable facts (schema exists; no emitter).</w:t>
+        <w:t>).</w:t>
       </w:r>
     </w:p>
     <w:p>
@@ -7715,7 +8048,7 @@
           <w:i w:val="0"/>
           <w:sz w:val="22"/>
         </w:rPr>
-        <w:t>Results are gross of fees by default, assume independent monthly draws, and ignore market regimes unless you configure otherwise — read the caveats slide in any generated board pack before presenting.</w:t>
+        <w:t>Results are gross of fees by default; regime behavior depends on configuration. The written caveats include stale statements, so reconcile them with the selected model settings before presenting a board pack.</w:t>
       </w:r>
     </w:p>
     <w:p>
@@ -7730,17 +8063,6 @@
           <w:sz w:val="22"/>
         </w:rPr>
         <w:t>The tool does not know your managers, funds, or filing documents; fleet-wide entity linking is a future integration, not something the current simulation consumes.</w:t>
-      </w:r>
-    </w:p>
-    <w:p>
-      <w:r>
-        <w:rPr>
-          <w:rFonts w:ascii="Arial" w:hAnsi="Arial"/>
-          <w:b w:val="0"/>
-          <w:i/>
-          <w:sz w:val="22"/>
-        </w:rPr>
-        <w:t>Evidence-checked against source repositories; verification metadata omitted from work bundle.</w:t>
       </w:r>
     </w:p>
     <w:sectPr>
